--- a/outputs/nonpublic-source-archive/assets-downloads/woek_dossier_fuenf_wellen_wirkungsentfaltung_v0_1.docx
+++ b/outputs/nonpublic-source-archive/assets-downloads/woek_dossier_fuenf_wellen_wirkungsentfaltung_v0_1.docx
@@ -681,7 +681,7 @@
     <w:p>
       <w:pPr/>
       <w:r>
-        <w:t>Teil 0 – Begriffliche Setzung</w:t>
+        <w:t>Teil 0 - Begriffliche Setzung</w:t>
       </w:r>
     </w:p>
     <w:p>
@@ -727,7 +727,7 @@
     <w:p>
       <w:pPr/>
       <w:r>
-        <w:t>Teil I – Interne Herleitung</w:t>
+        <w:t>Teil I - Interne Herleitung</w:t>
       </w:r>
     </w:p>
     <w:p>
@@ -813,7 +813,7 @@
     <w:p>
       <w:pPr/>
       <w:r>
-        <w:t>Teil II – Externe Bezugslinien</w:t>
+        <w:t>Teil II - Externe Bezugslinien</w:t>
       </w:r>
     </w:p>
     <w:p>
@@ -931,7 +931,7 @@
     <w:p>
       <w:pPr/>
       <w:r>
-        <w:t>Teil III – Die fünf allgemeinen Wellen</w:t>
+        <w:t>Teil III - Die fünf allgemeinen Wellen</w:t>
       </w:r>
     </w:p>
     <w:p>
@@ -977,7 +977,7 @@
     <w:p>
       <w:pPr/>
       <w:r>
-        <w:t>Teil III – Prüffragen zu den Wellen</w:t>
+        <w:t>Teil III - Prüffragen zu den Wellen</w:t>
       </w:r>
     </w:p>
     <w:p>
@@ -1023,7 +1023,7 @@
     <w:p>
       <w:pPr/>
       <w:r>
-        <w:t>Teil IV – Übertragung auf Wirkungsräume</w:t>
+        <w:t>Teil IV - Übertragung auf Wirkungsräume</w:t>
       </w:r>
     </w:p>
     <w:p>
@@ -1125,7 +1125,7 @@
     <w:p>
       <w:pPr/>
       <w:r>
-        <w:t>Teil V – Kommunikationsfassung</w:t>
+        <w:t>Teil V - Kommunikationsfassung</w:t>
       </w:r>
     </w:p>
     <w:p>
@@ -1179,7 +1179,7 @@
     <w:p>
       <w:pPr/>
       <w:r>
-        <w:t>Teil VI – Methodik</w:t>
+        <w:t>Teil VI - Methodik</w:t>
       </w:r>
     </w:p>
     <w:p>
@@ -1217,7 +1217,7 @@
     <w:p>
       <w:pPr/>
       <w:r>
-        <w:t>Teil VII – Grenzen und Missverständnisse</w:t>
+        <w:t>Teil VII - Grenzen und Missverständnisse</w:t>
       </w:r>
     </w:p>
     <w:p>
@@ -1263,7 +1263,7 @@
     <w:p>
       <w:pPr/>
       <w:r>
-        <w:t>Teil VIII – Schluss</w:t>
+        <w:t>Teil VIII - Schluss</w:t>
       </w:r>
     </w:p>
     <w:p>
@@ -1293,7 +1293,7 @@
     <w:p>
       <w:pPr/>
       <w:r>
-        <w:t>Teil IV – Übertragung auf Wirkungsräume</w:t>
+        <w:t>Teil IV - Übertragung auf Wirkungsräume</w:t>
       </w:r>
     </w:p>
     <w:p>
@@ -1379,7 +1379,7 @@
     <w:p>
       <w:pPr/>
       <w:r>
-        <w:t>Teil VI – Methodik</w:t>
+        <w:t>Teil VI - Methodik</w:t>
       </w:r>
     </w:p>
     <w:p>
@@ -1433,7 +1433,7 @@
     <w:p>
       <w:pPr/>
       <w:r>
-        <w:t>Teil VII – Grenzen und Missverständnisse</w:t>
+        <w:t>Teil VII - Grenzen und Missverständnisse</w:t>
       </w:r>
     </w:p>
     <w:p>
@@ -1479,7 +1479,7 @@
     <w:p>
       <w:pPr/>
       <w:r>
-        <w:t>Teil VIII – Schluss</w:t>
+        <w:t>Teil VIII - Schluss</w:t>
       </w:r>
     </w:p>
     <w:p>
@@ -1501,25 +1501,25 @@
     <w:p>
       <w:pPr/>
       <w:r>
-        <w:t>Anhang A – Mastertemplate für Wirkungsräume</w:t>
+        <w:t>Anhang A - Mastertemplate für Wirkungsräume</w:t>
       </w:r>
     </w:p>
     <w:p>
       <w:pPr/>
       <w:r>
-        <w:t>Anhang B – Interne Quellen</w:t>
+        <w:t>Anhang B - Interne Quellen</w:t>
       </w:r>
     </w:p>
     <w:p>
       <w:pPr/>
       <w:r>
-        <w:t>Anhang C – Externe Quellen und Anschlussliteratur</w:t>
+        <w:t>Anhang C - Externe Quellen und Anschlussliteratur</w:t>
       </w:r>
     </w:p>
     <w:p>
       <w:pPr/>
       <w:r>
-        <w:t>Anhang D – Kurzglossar</w:t>
+        <w:t>Anhang D - Kurzglossar</w:t>
       </w:r>
     </w:p>
     <w:p>
@@ -2081,7 +2081,7 @@
         <w:pStyle w:val="Heading1"/>
       </w:pPr>
       <w:r>
-        <w:t>Teil 0 – Begriffliche Setzung</w:t>
+        <w:t>Teil 0 - Begriffliche Setzung</w:t>
       </w:r>
     </w:p>
     <w:p>
@@ -2314,7 +2314,7 @@
         <w:pStyle w:val="Heading1"/>
       </w:pPr>
       <w:r>
-        <w:t>Teil I – Interne Herleitung</w:t>
+        <w:t>Teil I - Interne Herleitung</w:t>
       </w:r>
     </w:p>
     <w:p>
@@ -2772,7 +2772,7 @@
         <w:pStyle w:val="Heading1"/>
       </w:pPr>
       <w:r>
-        <w:t>Teil II – Externe Bezugslinien</w:t>
+        <w:t>Teil II - Externe Bezugslinien</w:t>
       </w:r>
     </w:p>
     <w:p>
@@ -3410,7 +3410,7 @@
         <w:pStyle w:val="Heading1"/>
       </w:pPr>
       <w:r>
-        <w:t>Teil III – Die fünf allgemeinen Wellen</w:t>
+        <w:t>Teil III - Die fünf allgemeinen Wellen</w:t>
       </w:r>
     </w:p>
     <w:p>
@@ -3643,7 +3643,7 @@
         <w:pStyle w:val="Heading1"/>
       </w:pPr>
       <w:r>
-        <w:t>Teil III – Prüffragen zu den Wellen</w:t>
+        <w:t>Teil III - Prüffragen zu den Wellen</w:t>
       </w:r>
     </w:p>
     <w:p>
@@ -3876,7 +3876,7 @@
         <w:pStyle w:val="Heading1"/>
       </w:pPr>
       <w:r>
-        <w:t>Teil IV – Übertragung auf Wirkungsräume</w:t>
+        <w:t>Teil IV - Übertragung auf Wirkungsräume</w:t>
       </w:r>
     </w:p>
     <w:p>
@@ -4424,7 +4424,7 @@
         <w:pStyle w:val="Heading1"/>
       </w:pPr>
       <w:r>
-        <w:t>Teil V – Kommunikationsfassung</w:t>
+        <w:t>Teil V - Kommunikationsfassung</w:t>
       </w:r>
     </w:p>
     <w:p>
@@ -4702,7 +4702,7 @@
         <w:pStyle w:val="Heading1"/>
       </w:pPr>
       <w:r>
-        <w:t>Teil VI – Methodik</w:t>
+        <w:t>Teil VI - Methodik</w:t>
       </w:r>
     </w:p>
     <w:p>
@@ -4890,7 +4890,7 @@
         <w:pStyle w:val="Heading1"/>
       </w:pPr>
       <w:r>
-        <w:t>Teil VII – Grenzen und Missverständnisse</w:t>
+        <w:t>Teil VII - Grenzen und Missverständnisse</w:t>
       </w:r>
     </w:p>
     <w:p>
@@ -5123,7 +5123,7 @@
         <w:pStyle w:val="Heading1"/>
       </w:pPr>
       <w:r>
-        <w:t>Teil VIII – Schluss</w:t>
+        <w:t>Teil VIII - Schluss</w:t>
       </w:r>
     </w:p>
     <w:p>
@@ -5266,7 +5266,7 @@
         <w:pStyle w:val="Heading1"/>
       </w:pPr>
       <w:r>
-        <w:t>Teil IV – Übertragung auf Wirkungsräume</w:t>
+        <w:t>Teil IV - Übertragung auf Wirkungsräume</w:t>
       </w:r>
     </w:p>
     <w:p>
@@ -5724,7 +5724,7 @@
         <w:pStyle w:val="Heading1"/>
       </w:pPr>
       <w:r>
-        <w:t>Teil VI – Methodik</w:t>
+        <w:t>Teil VI - Methodik</w:t>
       </w:r>
     </w:p>
     <w:p>
@@ -6002,7 +6002,7 @@
         <w:pStyle w:val="Heading1"/>
       </w:pPr>
       <w:r>
-        <w:t>Teil VII – Grenzen und Missverständnisse</w:t>
+        <w:t>Teil VII - Grenzen und Missverständnisse</w:t>
       </w:r>
     </w:p>
     <w:p>
@@ -6235,7 +6235,7 @@
         <w:pStyle w:val="Heading1"/>
       </w:pPr>
       <w:r>
-        <w:t>Teil VIII – Schluss</w:t>
+        <w:t>Teil VIII - Schluss</w:t>
       </w:r>
     </w:p>
     <w:p>
@@ -6333,7 +6333,7 @@
         <w:pStyle w:val="Heading1"/>
       </w:pPr>
       <w:r>
-        <w:t>Anhang A – Mastertemplate für Wirkungsräume</w:t>
+        <w:t>Anhang A - Mastertemplate für Wirkungsräume</w:t>
       </w:r>
     </w:p>
     <w:p>
@@ -6872,7 +6872,7 @@
         <w:pStyle w:val="Heading1"/>
       </w:pPr>
       <w:r>
-        <w:t>Anhang B – Interne Quellen</w:t>
+        <w:t>Anhang B - Interne Quellen</w:t>
       </w:r>
     </w:p>
     <w:p>
@@ -6932,7 +6932,7 @@
         <w:rPr>
           <w:sz w:val="17"/>
         </w:rPr>
-        <w:t>Weber, Natalie: Systemmodell der Wirkungsökonomie. Die systemische Ordnungskarte Mensch–Planet–Demokratie, 2025. Bezug auf Staat, Wirtschaft, Kapital, Gesellschaft, Öffentlichkeit, Gesundheit, Kultur, Wissen und Digitalisierung.</w:t>
+        <w:t>Weber, Natalie: Systemmodell der Wirkungsökonomie. Die systemische Ordnungskarte Mensch-Planet-Demokratie, 2025. Bezug auf Staat, Wirtschaft, Kapital, Gesellschaft, Öffentlichkeit, Gesundheit, Kultur, Wissen und Digitalisierung.</w:t>
       </w:r>
     </w:p>
     <w:p>
@@ -7022,7 +7022,7 @@
         <w:rPr>
           <w:sz w:val="17"/>
         </w:rPr>
-        <w:t>Weber, Natalie: T-SROI – Der neue Standard für Impact-Controlling in der Wirkungsökonomie, 2025. Bezug auf Netto-Wirkung, Transformation und systemische Hebelwirkung.</w:t>
+        <w:t>Weber, Natalie: T-SROI - Der neue Standard für Impact-Controlling in der Wirkungsökonomie, 2025. Bezug auf Netto-Wirkung, Transformation und systemische Hebelwirkung.</w:t>
       </w:r>
     </w:p>
     <w:p>
@@ -7037,7 +7037,7 @@
         <w:rPr>
           <w:sz w:val="17"/>
         </w:rPr>
-        <w:t>Weber, Natalie: Wirkungsrat – Institutionelle Verankerung der Wirkungsökonomie, 2025. Bezug auf Evaluation, Unabhängigkeit, Transparenz und Missbrauchsschutz.</w:t>
+        <w:t>Weber, Natalie: Wirkungsrat - Institutionelle Verankerung der Wirkungsökonomie, 2025. Bezug auf Evaluation, Unabhängigkeit, Transparenz und Missbrauchsschutz.</w:t>
       </w:r>
     </w:p>
     <w:p>
@@ -7127,7 +7127,7 @@
         <w:rPr>
           <w:sz w:val="17"/>
         </w:rPr>
-        <w:t>Weber, Natalie: IllusionMaschine – Bürokratieabbau, 2025. Bezug auf nichttriviale Systeme, falsche Preise und Wirkungssteuerung.</w:t>
+        <w:t>Weber, Natalie: IllusionMaschine - Bürokratieabbau, 2025. Bezug auf nichttriviale Systeme, falsche Preise und Wirkungssteuerung.</w:t>
       </w:r>
     </w:p>
     <w:p>
@@ -7155,7 +7155,7 @@
         <w:pStyle w:val="Heading1"/>
       </w:pPr>
       <w:r>
-        <w:t>Anhang C – Externe Quellen und Anschlussliteratur</w:t>
+        <w:t>Anhang C - Externe Quellen und Anschlussliteratur</w:t>
       </w:r>
     </w:p>
     <w:p>
@@ -7170,7 +7170,7 @@
         <w:rPr>
           <w:sz w:val="17"/>
         </w:rPr>
-        <w:t>Shannon, Claude E. (1948): A Mathematical Theory of Communication. Bell System Technical Journal, 27(3), 379–423; 27(4), 623–656. DOI: 10.1002/j.1538-7305.1948.tb01338.x und 10.1002/j.1538-7305.1948.tb00917.x.</w:t>
+        <w:t>Shannon, C. E. (1948): A Mathematical Theory of Communication. Bell System Technical Journal, 27(3), 379-423; 27(4), 623-656. DOI: 10.1002/j.1538-7305.1948.tb01338.x und 10.1002/j.1538-7305.1948.tb00917.x.</w:t>
       </w:r>
     </w:p>
     <w:p>
@@ -7200,7 +7200,7 @@
         <w:rPr>
           <w:sz w:val="17"/>
         </w:rPr>
-        <w:t>McCombs, Maxwell E.; Shaw, Donald L. (1972): The Agenda-Setting Function of Mass Media. Public Opinion Quarterly, 36(2), 176–187. DOI: 10.1086/267990.</w:t>
+        <w:t>McCombs, Maxwell E.; Shaw, Donald L. (1972): The Agenda-Setting Function of Mass Media. Public Opinion Quarterly, 36(2), 176-187. DOI: 10.1086/267990.</w:t>
       </w:r>
     </w:p>
     <w:p>
@@ -7215,7 +7215,7 @@
         <w:rPr>
           <w:sz w:val="17"/>
         </w:rPr>
-        <w:t>Entman, Robert M. (1993): Framing: Toward Clarification of a Fractured Paradigm. Journal of Communication, 43(4), 51–58. DOI: 10.1111/j.1460-2466.1993.tb01304.x.</w:t>
+        <w:t>Entman, Robert M. (1993): Framing: Toward Clarification of a Fractured Paradigm. Journal of Communication, 43(4), 51-58. DOI: 10.1111/j.1460-2466.1993.tb01304.x.</w:t>
       </w:r>
     </w:p>
     <w:p>
@@ -7230,7 +7230,7 @@
         <w:rPr>
           <w:sz w:val="17"/>
         </w:rPr>
-        <w:t>Noelle-Neumann, Elisabeth (1974): The Spiral of Silence: A Theory of Public Opinion. Journal of Communication, 24(2), 43–51. DOI: 10.1111/j.1460-2466.1974.tb00367.x.</w:t>
+        <w:t>Noelle-Neumann, Elisabeth (1974): The Spiral of Silence: A Theory of Public Opinion. Journal of Communication, 24(2), 43-51. DOI: 10.1111/j.1460-2466.1974.tb00367.x.</w:t>
       </w:r>
     </w:p>
     <w:p>
@@ -7245,7 +7245,7 @@
         <w:rPr>
           <w:sz w:val="17"/>
         </w:rPr>
-        <w:t>Downs, Anthony (1972): Up and Down with Ecology: The Issue-Attention Cycle. The Public Interest, 28, 38–50.</w:t>
+        <w:t>Downs, Anthony (1972): Up and Down with Ecology: The Issue-Attention Cycle. The Public Interest, 28, 38-50.</w:t>
       </w:r>
     </w:p>
     <w:p>
@@ -7260,7 +7260,7 @@
         <w:rPr>
           <w:sz w:val="17"/>
         </w:rPr>
-        <w:t>Kasperson, Roger E. et al. (1988): The Social Amplification of Risk: A Conceptual Framework. Risk Analysis, 8(2), 177–187. DOI: 10.1111/j.1539-6924.1988.tb01168.x.</w:t>
+        <w:t>Kasperson, Roger E. et al. (1988): The Social Amplification of Risk: A Conceptual Framework. Risk Analysis, 8(2), 177-187. DOI: 10.1111/j.1539-6924.1988.tb01168.x.</w:t>
       </w:r>
     </w:p>
     <w:p>
@@ -7275,7 +7275,7 @@
         <w:rPr>
           <w:sz w:val="17"/>
         </w:rPr>
-        <w:t>Granovetter, Mark (1978): Threshold Models of Collective Behavior. American Journal of Sociology, 83(6), 1420–1443. DOI: 10.1086/226707.</w:t>
+        <w:t>Granovetter, Mark (1978): Threshold Models of Collective Behavior. American Journal of Sociology, 83(6), 1420-1443. DOI: 10.1086/226707.</w:t>
       </w:r>
     </w:p>
     <w:p>
@@ -7305,7 +7305,7 @@
         <w:rPr>
           <w:sz w:val="17"/>
         </w:rPr>
-        <w:t>Centola, Damon; Macy, Michael (2007): Complex Contagions and the Weakness of Long Ties. American Journal of Sociology, 113(3), 702–734. DOI: 10.1086/521848.</w:t>
+        <w:t>Centola, Damon; Macy, Michael (2007): Complex Contagions and the Weakness of Long Ties. American Journal of Sociology, 113(3), 702-734. DOI: 10.1086/521848.</w:t>
       </w:r>
     </w:p>
     <w:p>
@@ -7470,7 +7470,7 @@
         <w:rPr>
           <w:sz w:val="17"/>
         </w:rPr>
-        <w:t>Kahneman, Daniel; Tversky, Amos (1979): Prospect Theory: An Analysis of Decision under Risk. Econometrica, 47(2), 263–291.</w:t>
+        <w:t>Kahneman, Daniel; Tversky, Amos (1979): Prospect Theory: An Analysis of Decision under Risk. Econometrica, 47(2), 263-291.</w:t>
       </w:r>
     </w:p>
     <w:p>
@@ -7485,7 +7485,7 @@
         <w:rPr>
           <w:sz w:val="17"/>
         </w:rPr>
-        <w:t>Slovic, Paul (1987): Perception of Risk. Science, 236(4799), 280–285.</w:t>
+        <w:t>Slovic, Paul (1987): Perception of Risk. Science, 236(4799), 280-285.</w:t>
       </w:r>
     </w:p>
     <w:p>
@@ -7500,7 +7500,7 @@
         <w:rPr>
           <w:sz w:val="17"/>
         </w:rPr>
-        <w:t>Sunstein, Cass R.; Kuran, Timur (1999): Availability Cascades and Risk Regulation. Stanford Law Review, 51(4), 683–768.</w:t>
+        <w:t>Sunstein, Cass R.; Kuran, Timur (1999): Availability Cascades and Risk Regulation. Stanford Law Review, 51(4), 683-768.</w:t>
       </w:r>
     </w:p>
     <w:p>
@@ -7543,7 +7543,7 @@
         <w:pStyle w:val="Heading1"/>
       </w:pPr>
       <w:r>
-        <w:t>Anhang D – Kurzglossar</w:t>
+        <w:t>Anhang D - Kurzglossar</w:t>
       </w:r>
     </w:p>
     <w:tbl>
